--- a/public/templates/siz-protocol.docx
+++ b/public/templates/siz-protocol.docx
@@ -2177,69 +2177,7 @@
                 <w:b/>
                 <w:color w:val="000000"/>
               </w:rPr>
-              <w:t xml:space="preserve">1. </w:t>
-            </w:r>
-            <w:proofErr w:type="spellStart"/>
-            <w:r>
-              <w:rPr>
-                <w:rFonts w:ascii="Times New Roman" w:eastAsia="Times New Roman" w:hAnsi="Times New Roman" w:cs="Times New Roman"/>
-                <w:b/>
-                <w:color w:val="000000"/>
-              </w:rPr>
-              <w:t>Администрация</w:t>
-            </w:r>
-            <w:proofErr w:type="spellEnd"/>
-            <w:r>
-              <w:rPr>
-                <w:rFonts w:ascii="Times New Roman" w:eastAsia="Times New Roman" w:hAnsi="Times New Roman" w:cs="Times New Roman"/>
-                <w:b/>
-                <w:color w:val="000000"/>
-              </w:rPr>
-              <w:t xml:space="preserve"> – </w:t>
-            </w:r>
-            <w:r>
-              <w:rPr>
-                <w:rFonts w:ascii="Times New Roman" w:eastAsia="Times New Roman" w:hAnsi="Times New Roman" w:cs="Times New Roman"/>
-                <w:b/>
-                <w:color w:val="000000"/>
-                <w:lang w:val="ru-RU"/>
-              </w:rPr>
-              <w:t>3</w:t>
-            </w:r>
-            <w:r>
-              <w:rPr>
-                <w:rFonts w:ascii="Times New Roman" w:eastAsia="Times New Roman" w:hAnsi="Times New Roman" w:cs="Times New Roman"/>
-                <w:b/>
-                <w:color w:val="000000"/>
-              </w:rPr>
-              <w:t xml:space="preserve"> </w:t>
-            </w:r>
-            <w:proofErr w:type="spellStart"/>
-            <w:r>
-              <w:rPr>
-                <w:rFonts w:ascii="Times New Roman" w:eastAsia="Times New Roman" w:hAnsi="Times New Roman" w:cs="Times New Roman"/>
-                <w:b/>
-                <w:color w:val="000000"/>
-              </w:rPr>
-              <w:t>рабочих</w:t>
-            </w:r>
-            <w:proofErr w:type="spellEnd"/>
-            <w:r>
-              <w:rPr>
-                <w:rFonts w:ascii="Times New Roman" w:eastAsia="Times New Roman" w:hAnsi="Times New Roman" w:cs="Times New Roman"/>
-                <w:b/>
-                <w:color w:val="000000"/>
-              </w:rPr>
-              <w:t xml:space="preserve"> </w:t>
-            </w:r>
-            <w:proofErr w:type="spellStart"/>
-            <w:r>
-              <w:rPr>
-                <w:rFonts w:ascii="Times New Roman" w:eastAsia="Times New Roman" w:hAnsi="Times New Roman" w:cs="Times New Roman"/>
-                <w:b/>
-                <w:color w:val="000000"/>
-              </w:rPr>
-              <w:t>мест</w:t>
+              <w:t xml:space="preserve">{#sections}{section_header}</w:t>
             </w:r>
             <w:proofErr w:type="spellEnd"/>
           </w:p>
@@ -2280,7 +2218,7 @@
               <w:rPr>
                 <w:rFonts w:ascii="Times New Roman" w:hAnsi="Times New Roman"/>
               </w:rPr>
-              <w:t xml:space="preserve">{#adminRows}{code}</w:t>
+              <w:t xml:space="preserve">{#rows}{-w:tr isMerged}{code}</w:t>
             </w:r>
           </w:p>
         </w:tc>
@@ -2467,89 +2405,7 @@
                 <w:rFonts w:ascii="Times New Roman" w:hAnsi="Times New Roman" w:cs="Times New Roman"/>
                 <w:lang w:val="ru-RU"/>
               </w:rPr>
-              <w:t xml:space="preserve">{note}{/adminRows}</w:t>
-            </w:r>
-          </w:p>
-        </w:tc>
-      </w:tr>
-      <w:tr>
-        <w:trPr>
-          <w:trHeight w:val="30"/>
-        </w:trPr>
-        <w:tc>
-          <w:tcPr>
-            <w:tcW w:w="10358" w:type="dxa"/>
-            <w:gridSpan w:val="9"/>
-            <w:tcBorders>
-              <w:top w:val="single" w:sz="4" w:space="0" w:color="00000A"/>
-              <w:left w:val="single" w:sz="4" w:space="0" w:color="00000A"/>
-              <w:bottom w:val="single" w:sz="4" w:space="0" w:color="00000A"/>
-              <w:right w:val="single" w:sz="4" w:space="0" w:color="00000A"/>
-            </w:tcBorders>
-            <w:shd w:val="clear" w:color="auto" w:fill="auto"/>
-            <w:tcMar>
-              <w:top w:w="0" w:type="dxa"/>
-              <w:left w:w="103" w:type="dxa"/>
-              <w:bottom w:w="0" w:type="dxa"/>
-              <w:right w:w="108" w:type="dxa"/>
-            </w:tcMar>
-            <w:vAlign w:val="center"/>
-          </w:tcPr>
-          <w:p>
-            <w:pPr>
-              <w:spacing w:line="240" w:lineRule="auto"/>
-              <w:jc w:val="center"/>
-              <w:rPr>
-                <w:rFonts w:ascii="Times New Roman" w:hAnsi="Times New Roman" w:cs="Times New Roman"/>
-                <w:lang w:val="ru-RU"/>
-              </w:rPr>
-            </w:pPr>
-            <w:r>
-              <w:rPr>
-                <w:rFonts w:ascii="Times New Roman" w:hAnsi="Times New Roman" w:cs="Times New Roman"/>
-                <w:b/>
-                <w:bCs/>
-                <w:lang w:val="kk-KZ"/>
-              </w:rPr>
-              <w:t>2</w:t>
-            </w:r>
-            <w:r>
-              <w:rPr>
-                <w:rFonts w:ascii="Times New Roman" w:hAnsi="Times New Roman" w:cs="Times New Roman"/>
-                <w:b/>
-                <w:bCs/>
-                <w:lang w:val="ru-RU"/>
-              </w:rPr>
-              <w:t xml:space="preserve">. </w:t>
-            </w:r>
-            <w:r>
-              <w:rPr>
-                <w:rFonts w:ascii="Times New Roman" w:hAnsi="Times New Roman" w:cs="Times New Roman"/>
-                <w:b/>
-                <w:bCs/>
-                <w:lang w:val="kk-KZ"/>
-              </w:rPr>
-              <w:t>П</w:t>
-            </w:r>
-            <w:proofErr w:type="spellStart"/>
-            <w:r>
-              <w:rPr>
-                <w:rFonts w:ascii="Times New Roman" w:hAnsi="Times New Roman" w:cs="Times New Roman"/>
-                <w:b/>
-                <w:bCs/>
-                <w:lang w:val="ru-RU"/>
-              </w:rPr>
-              <w:t>роизводственный</w:t>
-            </w:r>
-            <w:proofErr w:type="spellEnd"/>
-            <w:r>
-              <w:rPr>
-                <w:rFonts w:ascii="Times New Roman" w:hAnsi="Times New Roman" w:cs="Times New Roman"/>
-                <w:b/>
-                <w:bCs/>
-                <w:lang w:val="ru-RU"/>
-              </w:rPr>
-              <w:t xml:space="preserve"> персонал</w:t>
+              <w:t xml:space="preserve">{note}{/isMerged}</w:t>
             </w:r>
           </w:p>
         </w:tc>
@@ -2589,7 +2445,7 @@
                 <w:rFonts w:ascii="Times New Roman" w:hAnsi="Times New Roman"/>
                 <w:lang w:val="ru-RU"/>
               </w:rPr>
-              <w:t xml:space="preserve">{#productionRows}{code}</w:t>
+              <w:t xml:space="preserve">{-w:tr isSplit}{code}</w:t>
             </w:r>
           </w:p>
         </w:tc>
@@ -2848,7 +2704,7 @@
                 <w:rFonts w:ascii="Times New Roman" w:hAnsi="Times New Roman" w:cs="Times New Roman"/>
                 <w:lang w:val="ru-RU"/>
               </w:rPr>
-              <w:t xml:space="preserve">{note}{/productionRows}</w:t>
+              <w:t xml:space="preserve">{note}{/isSplit}{/rows}{/sections}</w:t>
             </w:r>
           </w:p>
         </w:tc>
